--- a/modul_praktikum/Lampiran.docx
+++ b/modul_praktikum/Lampiran.docx
@@ -87,7 +87,7 @@
           <w:color w:val="0B2545"/>
           <w:sz w:val="21"/>
         </w:rPr>
-        <w:t>14 pertemuan × 6 jam = 84 jam untuk menghasilkan MVP yang dapat didemokan, diuji, dan disiapkan menuju deployment.</w:t>
+        <w:t>14 pertemuan × 3,5 jam efektif di kelas = 49 jam (ditambah tugas mandiri di luar kelas) untuk menghasilkan MVP yang dapat didemokan, diuji, dan disiapkan menuju deployment.</w:t>
       </w:r>
     </w:p>
     <w:tbl>
@@ -3577,92 +3577,175 @@
     <w:p>
       <w:pPr>
         <w:pStyle w:val="CodeBlock"/>
-        <w:shd w:fill="1E1E1E" w:val="clear"/>
         <w:pBdr>
-          <w:left w:val="single" w:sz="4" w:space="8" w:color="1E1E1E"/>
+          <w:left w:val="single" w:sz="12" w:space="8" w:color="B8DDE0"/>
         </w:pBdr>
+        <w:shd w:val="clear" w:color="auto" w:fill="F2F3F7"/>
       </w:pPr>
       <w:r>
         <w:rPr>
           <w:rFonts w:ascii="Consolas" w:hAnsi="Consolas"/>
-          <w:color w:val="4EC9B0"/>
+          <w:b/>
+          <w:color w:val="000080"/>
           <w:sz w:val="16"/>
         </w:rPr>
-        <w:t>php</w:t>
+        <w:t xml:space="preserve">php</w:t>
       </w:r>
       <w:r>
         <w:rPr>
           <w:rFonts w:ascii="Consolas" w:hAnsi="Consolas"/>
-          <w:color w:val="D4D4D4"/>
+          <w:color w:val="262626"/>
           <w:sz w:val="16"/>
         </w:rPr>
-        <w:t xml:space="preserve"> artisan optimize:clear</w:t>
+        <w:t xml:space="preserve"> artisan </w:t>
+      </w:r>
+      <w:r>
+        <w:rPr>
+          <w:rFonts w:ascii="Consolas" w:hAnsi="Consolas"/>
+          <w:color w:val="795E26"/>
+          <w:sz w:val="16"/>
+        </w:rPr>
+        <w:t xml:space="preserve">optimize:clear</w:t>
+      </w:r>
+      <w:r>
         <w:br/>
       </w:r>
       <w:r>
         <w:rPr>
           <w:rFonts w:ascii="Consolas" w:hAnsi="Consolas"/>
-          <w:color w:val="4EC9B0"/>
+          <w:b/>
+          <w:color w:val="000080"/>
           <w:sz w:val="16"/>
         </w:rPr>
-        <w:t>php</w:t>
+        <w:t xml:space="preserve">php</w:t>
       </w:r>
       <w:r>
         <w:rPr>
           <w:rFonts w:ascii="Consolas" w:hAnsi="Consolas"/>
-          <w:color w:val="D4D4D4"/>
+          <w:color w:val="262626"/>
           <w:sz w:val="16"/>
         </w:rPr>
-        <w:t xml:space="preserve"> artisan migrate:fresh --seed --env=testing</w:t>
+        <w:t xml:space="preserve"> artisan </w:t>
+      </w:r>
+      <w:r>
+        <w:rPr>
+          <w:rFonts w:ascii="Consolas" w:hAnsi="Consolas"/>
+          <w:color w:val="795E26"/>
+          <w:sz w:val="16"/>
+        </w:rPr>
+        <w:t xml:space="preserve">migrate:fresh</w:t>
+      </w:r>
+      <w:r>
+        <w:rPr>
+          <w:rFonts w:ascii="Consolas" w:hAnsi="Consolas"/>
+          <w:color w:val="262626"/>
+          <w:sz w:val="16"/>
+        </w:rPr>
+        <w:t xml:space="preserve"> </w:t>
+      </w:r>
+      <w:r>
+        <w:rPr>
+          <w:rFonts w:ascii="Consolas" w:hAnsi="Consolas"/>
+          <w:color w:val="0073E6"/>
+          <w:sz w:val="16"/>
+        </w:rPr>
+        <w:t xml:space="preserve">--seed</w:t>
+      </w:r>
+      <w:r>
+        <w:rPr>
+          <w:rFonts w:ascii="Consolas" w:hAnsi="Consolas"/>
+          <w:color w:val="262626"/>
+          <w:sz w:val="16"/>
+        </w:rPr>
+        <w:t xml:space="preserve"> </w:t>
+      </w:r>
+      <w:r>
+        <w:rPr>
+          <w:rFonts w:ascii="Consolas" w:hAnsi="Consolas"/>
+          <w:color w:val="0073E6"/>
+          <w:sz w:val="16"/>
+        </w:rPr>
+        <w:t xml:space="preserve">--env=testing</w:t>
+      </w:r>
+      <w:r>
         <w:br/>
       </w:r>
       <w:r>
         <w:rPr>
           <w:rFonts w:ascii="Consolas" w:hAnsi="Consolas"/>
-          <w:color w:val="4EC9B0"/>
+          <w:b/>
+          <w:color w:val="000080"/>
           <w:sz w:val="16"/>
         </w:rPr>
-        <w:t>php</w:t>
+        <w:t xml:space="preserve">php</w:t>
       </w:r>
       <w:r>
         <w:rPr>
           <w:rFonts w:ascii="Consolas" w:hAnsi="Consolas"/>
-          <w:color w:val="D4D4D4"/>
+          <w:color w:val="262626"/>
           <w:sz w:val="16"/>
         </w:rPr>
-        <w:t xml:space="preserve"> artisan test --testsuite=</w:t>
+        <w:t xml:space="preserve"> artisan test </w:t>
       </w:r>
       <w:r>
         <w:rPr>
           <w:rFonts w:ascii="Consolas" w:hAnsi="Consolas"/>
-          <w:color w:val="4EC9B0"/>
+          <w:color w:val="0073E6"/>
           <w:sz w:val="16"/>
         </w:rPr>
-        <w:t>Feature</w:t>
+        <w:t xml:space="preserve">--testsuite=Feature</w:t>
       </w:r>
       <w:r>
         <w:rPr>
           <w:rFonts w:ascii="Consolas" w:hAnsi="Consolas"/>
-          <w:color w:val="D4D4D4"/>
+          <w:color w:val="262626"/>
           <w:sz w:val="16"/>
         </w:rPr>
-        <w:t xml:space="preserve"> --stop-on-failure</w:t>
-        <w:br/>
-        <w:t xml:space="preserve">./vendor/bin/pint --test</w:t>
+        <w:t xml:space="preserve"> </w:t>
+      </w:r>
+      <w:r>
+        <w:rPr>
+          <w:rFonts w:ascii="Consolas" w:hAnsi="Consolas"/>
+          <w:color w:val="0073E6"/>
+          <w:sz w:val="16"/>
+        </w:rPr>
+        <w:t xml:space="preserve">--stop-on-failure</w:t>
+      </w:r>
+      <w:r>
         <w:br/>
       </w:r>
       <w:r>
         <w:rPr>
           <w:rFonts w:ascii="Consolas" w:hAnsi="Consolas"/>
-          <w:color w:val="4EC9B0"/>
+          <w:color w:val="262626"/>
           <w:sz w:val="16"/>
         </w:rPr>
-        <w:t>npm</w:t>
+        <w:t xml:space="preserve">./vendor/bin/pint </w:t>
       </w:r>
       <w:r>
         <w:rPr>
           <w:rFonts w:ascii="Consolas" w:hAnsi="Consolas"/>
-          <w:color w:val="D4D4D4"/>
+          <w:color w:val="0073E6"/>
+          <w:sz w:val="16"/>
+        </w:rPr>
+        <w:t xml:space="preserve">--test</w:t>
+      </w:r>
+      <w:r>
+        <w:br/>
+      </w:r>
+      <w:r>
+        <w:rPr>
+          <w:rFonts w:ascii="Consolas" w:hAnsi="Consolas"/>
+          <w:b/>
+          <w:color w:val="000080"/>
+          <w:sz w:val="16"/>
+        </w:rPr>
+        <w:t xml:space="preserve">npm</w:t>
+      </w:r>
+      <w:r>
+        <w:rPr>
+          <w:rFonts w:ascii="Consolas" w:hAnsi="Consolas"/>
+          <w:color w:val="262626"/>
           <w:sz w:val="16"/>
         </w:rPr>
         <w:t xml:space="preserve"> run build</w:t>
@@ -5044,431 +5127,215 @@
     <w:p>
       <w:pPr>
         <w:pStyle w:val="CodeHeader"/>
-        <w:shd w:fill="2D2D30"/>
+        <w:keepNext/>
         <w:pBdr>
-          <w:left w:val="single" w:sz="4" w:space="8" w:color="2D2D30"/>
+          <w:left w:val="single" w:sz="12" w:space="8" w:color="B8DDE0"/>
         </w:pBdr>
+        <w:shd w:val="clear" w:color="auto" w:fill="E4EAED"/>
       </w:pPr>
       <w:r>
-        <w:t>AUDIT KOMPATIBILITAS DEPENDENSI SRS — terminal root proyek   •   BASH</w:t>
+        <w:rPr>
+          <w:rFonts w:ascii="Consolas" w:hAnsi="Consolas"/>
+          <w:b/>
+          <w:color w:val="262626"/>
+          <w:sz w:val="16"/>
+        </w:rPr>
+        <w:t xml:space="preserve">AUDIT KOMPATIBILITAS DEPENDENSI SRS — terminal root proyek   •   BASH</w:t>
       </w:r>
     </w:p>
     <w:p>
       <w:pPr>
         <w:pStyle w:val="CodeBlock"/>
-        <w:shd w:fill="1E1E1E"/>
         <w:keepLines/>
         <w:pBdr>
-          <w:left w:val="single" w:sz="4" w:space="8" w:color="1E1E1E"/>
+          <w:left w:val="single" w:sz="12" w:space="8" w:color="B8DDE0"/>
         </w:pBdr>
+        <w:shd w:val="clear" w:color="auto" w:fill="F2F3F7"/>
       </w:pPr>
       <w:r>
         <w:rPr>
-          <w:rFonts w:ascii="Consolas" w:hAnsi="Consolas" w:eastAsia="Consolas"/>
-          <w:color w:val="4EC9B0"/>
+          <w:rFonts w:ascii="Consolas" w:hAnsi="Consolas"/>
+          <w:b/>
+          <w:color w:val="000080"/>
           <w:sz w:val="16"/>
         </w:rPr>
-        <w:t>composer</w:t>
+        <w:t xml:space="preserve">composer</w:t>
       </w:r>
       <w:r>
         <w:rPr>
-          <w:rFonts w:ascii="Consolas" w:hAnsi="Consolas" w:eastAsia="Consolas"/>
-          <w:color w:val="D4D4D4"/>
+          <w:rFonts w:ascii="Consolas" w:hAnsi="Consolas"/>
+          <w:color w:val="262626"/>
           <w:sz w:val="16"/>
         </w:rPr>
-        <w:t xml:space="preserve"> </w:t>
+        <w:t xml:space="preserve"> require chillerlan/php-qrcode intervention/image-laravel </w:t>
       </w:r>
       <w:r>
         <w:rPr>
-          <w:rFonts w:ascii="Consolas" w:hAnsi="Consolas" w:eastAsia="Consolas"/>
-          <w:color w:val="D4D4D4"/>
+          <w:rFonts w:ascii="Consolas" w:hAnsi="Consolas"/>
+          <w:color w:val="0073E6"/>
           <w:sz w:val="16"/>
         </w:rPr>
-        <w:t>require</w:t>
+        <w:t xml:space="preserve">--dry-run</w:t>
       </w:r>
       <w:r>
-        <w:rPr>
-          <w:rFonts w:ascii="Consolas" w:hAnsi="Consolas" w:eastAsia="Consolas"/>
-          <w:color w:val="D4D4D4"/>
-          <w:sz w:val="16"/>
-        </w:rPr>
-        <w:t xml:space="preserve"> </w:t>
-      </w:r>
-      <w:r>
-        <w:rPr>
-          <w:rFonts w:ascii="Consolas" w:hAnsi="Consolas" w:eastAsia="Consolas"/>
-          <w:color w:val="D4D4D4"/>
-          <w:sz w:val="16"/>
-        </w:rPr>
-        <w:t>chillerlan/php-qrcode</w:t>
-      </w:r>
-      <w:r>
-        <w:rPr>
-          <w:rFonts w:ascii="Consolas" w:hAnsi="Consolas" w:eastAsia="Consolas"/>
-          <w:color w:val="D4D4D4"/>
-          <w:sz w:val="16"/>
-        </w:rPr>
-        <w:t xml:space="preserve"> </w:t>
-      </w:r>
-      <w:r>
-        <w:rPr>
-          <w:rFonts w:ascii="Consolas" w:hAnsi="Consolas" w:eastAsia="Consolas"/>
-          <w:color w:val="D4D4D4"/>
-          <w:sz w:val="16"/>
-        </w:rPr>
-        <w:t>intervention/image-laravel</w:t>
-      </w:r>
-      <w:r>
-        <w:rPr>
-          <w:rFonts w:ascii="Consolas" w:hAnsi="Consolas" w:eastAsia="Consolas"/>
-          <w:color w:val="D4D4D4"/>
-          <w:sz w:val="16"/>
-        </w:rPr>
-        <w:t xml:space="preserve"> </w:t>
-      </w:r>
-      <w:r>
-        <w:rPr>
-          <w:rFonts w:ascii="Consolas" w:hAnsi="Consolas" w:eastAsia="Consolas"/>
-          <w:color w:val="9CDCFE"/>
-          <w:sz w:val="16"/>
-        </w:rPr>
-        <w:t>--dry-run</w:t>
-      </w:r>
-      <w:r>
-        <w:rPr>
-          <w:rFonts w:ascii="Consolas" w:hAnsi="Consolas" w:eastAsia="Consolas"/>
-          <w:color w:val="D4D4D4"/>
-          <w:sz w:val="16"/>
-        </w:rPr>
         <w:br/>
       </w:r>
       <w:r>
         <w:rPr>
-          <w:rFonts w:ascii="Consolas" w:hAnsi="Consolas" w:eastAsia="Consolas"/>
-          <w:color w:val="4EC9B0"/>
+          <w:rFonts w:ascii="Consolas" w:hAnsi="Consolas"/>
+          <w:b/>
+          <w:color w:val="000080"/>
           <w:sz w:val="16"/>
         </w:rPr>
-        <w:t>composer</w:t>
+        <w:t xml:space="preserve">composer</w:t>
       </w:r>
       <w:r>
         <w:rPr>
-          <w:rFonts w:ascii="Consolas" w:hAnsi="Consolas" w:eastAsia="Consolas"/>
-          <w:color w:val="D4D4D4"/>
+          <w:rFonts w:ascii="Consolas" w:hAnsi="Consolas"/>
+          <w:color w:val="262626"/>
           <w:sz w:val="16"/>
         </w:rPr>
-        <w:t xml:space="preserve"> </w:t>
+        <w:t xml:space="preserve"> require maatwebsite/excel barryvdh/laravel-dompdf </w:t>
       </w:r>
       <w:r>
         <w:rPr>
-          <w:rFonts w:ascii="Consolas" w:hAnsi="Consolas" w:eastAsia="Consolas"/>
-          <w:color w:val="D4D4D4"/>
+          <w:rFonts w:ascii="Consolas" w:hAnsi="Consolas"/>
+          <w:color w:val="0073E6"/>
           <w:sz w:val="16"/>
         </w:rPr>
-        <w:t>require</w:t>
+        <w:t xml:space="preserve">--dry-run</w:t>
       </w:r>
       <w:r>
-        <w:rPr>
-          <w:rFonts w:ascii="Consolas" w:hAnsi="Consolas" w:eastAsia="Consolas"/>
-          <w:color w:val="D4D4D4"/>
-          <w:sz w:val="16"/>
-        </w:rPr>
-        <w:t xml:space="preserve"> </w:t>
-      </w:r>
-      <w:r>
-        <w:rPr>
-          <w:rFonts w:ascii="Consolas" w:hAnsi="Consolas" w:eastAsia="Consolas"/>
-          <w:color w:val="D4D4D4"/>
-          <w:sz w:val="16"/>
-        </w:rPr>
-        <w:t>maatwebsite/excel</w:t>
-      </w:r>
-      <w:r>
-        <w:rPr>
-          <w:rFonts w:ascii="Consolas" w:hAnsi="Consolas" w:eastAsia="Consolas"/>
-          <w:color w:val="D4D4D4"/>
-          <w:sz w:val="16"/>
-        </w:rPr>
-        <w:t xml:space="preserve"> </w:t>
-      </w:r>
-      <w:r>
-        <w:rPr>
-          <w:rFonts w:ascii="Consolas" w:hAnsi="Consolas" w:eastAsia="Consolas"/>
-          <w:color w:val="D4D4D4"/>
-          <w:sz w:val="16"/>
-        </w:rPr>
-        <w:t>barryvdh/laravel-dompdf</w:t>
-      </w:r>
-      <w:r>
-        <w:rPr>
-          <w:rFonts w:ascii="Consolas" w:hAnsi="Consolas" w:eastAsia="Consolas"/>
-          <w:color w:val="D4D4D4"/>
-          <w:sz w:val="16"/>
-        </w:rPr>
-        <w:t xml:space="preserve"> </w:t>
-      </w:r>
-      <w:r>
-        <w:rPr>
-          <w:rFonts w:ascii="Consolas" w:hAnsi="Consolas" w:eastAsia="Consolas"/>
-          <w:color w:val="9CDCFE"/>
-          <w:sz w:val="16"/>
-        </w:rPr>
-        <w:t>--dry-run</w:t>
-      </w:r>
-      <w:r>
-        <w:rPr>
-          <w:rFonts w:ascii="Consolas" w:hAnsi="Consolas" w:eastAsia="Consolas"/>
-          <w:color w:val="D4D4D4"/>
-          <w:sz w:val="16"/>
-        </w:rPr>
         <w:br/>
       </w:r>
       <w:r>
         <w:rPr>
-          <w:rFonts w:ascii="Consolas" w:hAnsi="Consolas" w:eastAsia="Consolas"/>
-          <w:color w:val="4EC9B0"/>
+          <w:rFonts w:ascii="Consolas" w:hAnsi="Consolas"/>
+          <w:b/>
+          <w:color w:val="000080"/>
           <w:sz w:val="16"/>
         </w:rPr>
-        <w:t>composer</w:t>
+        <w:t xml:space="preserve">composer</w:t>
       </w:r>
       <w:r>
         <w:rPr>
-          <w:rFonts w:ascii="Consolas" w:hAnsi="Consolas" w:eastAsia="Consolas"/>
-          <w:color w:val="D4D4D4"/>
+          <w:rFonts w:ascii="Consolas" w:hAnsi="Consolas"/>
+          <w:color w:val="262626"/>
           <w:sz w:val="16"/>
         </w:rPr>
-        <w:t xml:space="preserve"> </w:t>
+        <w:t xml:space="preserve"> require laravel-notification-channels/webpush </w:t>
       </w:r>
       <w:r>
         <w:rPr>
-          <w:rFonts w:ascii="Consolas" w:hAnsi="Consolas" w:eastAsia="Consolas"/>
-          <w:color w:val="D4D4D4"/>
+          <w:rFonts w:ascii="Consolas" w:hAnsi="Consolas"/>
+          <w:color w:val="0073E6"/>
           <w:sz w:val="16"/>
         </w:rPr>
-        <w:t>require</w:t>
+        <w:t xml:space="preserve">--dry-run</w:t>
       </w:r>
       <w:r>
-        <w:rPr>
-          <w:rFonts w:ascii="Consolas" w:hAnsi="Consolas" w:eastAsia="Consolas"/>
-          <w:color w:val="D4D4D4"/>
-          <w:sz w:val="16"/>
-        </w:rPr>
-        <w:t xml:space="preserve"> </w:t>
-      </w:r>
-      <w:r>
-        <w:rPr>
-          <w:rFonts w:ascii="Consolas" w:hAnsi="Consolas" w:eastAsia="Consolas"/>
-          <w:color w:val="D4D4D4"/>
-          <w:sz w:val="16"/>
-        </w:rPr>
-        <w:t>laravel-notification-channels/webpush</w:t>
-      </w:r>
-      <w:r>
-        <w:rPr>
-          <w:rFonts w:ascii="Consolas" w:hAnsi="Consolas" w:eastAsia="Consolas"/>
-          <w:color w:val="D4D4D4"/>
-          <w:sz w:val="16"/>
-        </w:rPr>
-        <w:t xml:space="preserve"> </w:t>
-      </w:r>
-      <w:r>
-        <w:rPr>
-          <w:rFonts w:ascii="Consolas" w:hAnsi="Consolas" w:eastAsia="Consolas"/>
-          <w:color w:val="9CDCFE"/>
-          <w:sz w:val="16"/>
-        </w:rPr>
-        <w:t>--dry-run</w:t>
-      </w:r>
-      <w:r>
-        <w:rPr>
-          <w:rFonts w:ascii="Consolas" w:hAnsi="Consolas" w:eastAsia="Consolas"/>
-          <w:color w:val="D4D4D4"/>
-          <w:sz w:val="16"/>
-        </w:rPr>
         <w:br/>
       </w:r>
       <w:r>
         <w:rPr>
-          <w:rFonts w:ascii="Consolas" w:hAnsi="Consolas" w:eastAsia="Consolas"/>
-          <w:color w:val="4EC9B0"/>
+          <w:rFonts w:ascii="Consolas" w:hAnsi="Consolas"/>
+          <w:b/>
+          <w:color w:val="000080"/>
           <w:sz w:val="16"/>
         </w:rPr>
-        <w:t>npm</w:t>
+        <w:t xml:space="preserve">npm</w:t>
       </w:r>
       <w:r>
         <w:rPr>
-          <w:rFonts w:ascii="Consolas" w:hAnsi="Consolas" w:eastAsia="Consolas"/>
-          <w:color w:val="D4D4D4"/>
+          <w:rFonts w:ascii="Consolas" w:hAnsi="Consolas"/>
+          <w:color w:val="262626"/>
           <w:sz w:val="16"/>
         </w:rPr>
-        <w:t xml:space="preserve"> </w:t>
+        <w:t xml:space="preserve"> install </w:t>
       </w:r>
       <w:r>
         <w:rPr>
-          <w:rFonts w:ascii="Consolas" w:hAnsi="Consolas" w:eastAsia="Consolas"/>
-          <w:color w:val="D4D4D4"/>
+          <w:rFonts w:ascii="Consolas" w:hAnsi="Consolas"/>
+          <w:color w:val="0073E6"/>
           <w:sz w:val="16"/>
         </w:rPr>
-        <w:t>install</w:t>
+        <w:t xml:space="preserve">--dry-run</w:t>
       </w:r>
       <w:r>
         <w:rPr>
-          <w:rFonts w:ascii="Consolas" w:hAnsi="Consolas" w:eastAsia="Consolas"/>
-          <w:color w:val="D4D4D4"/>
+          <w:rFonts w:ascii="Consolas" w:hAnsi="Consolas"/>
+          <w:color w:val="262626"/>
           <w:sz w:val="16"/>
         </w:rPr>
-        <w:t xml:space="preserve"> </w:t>
+        <w:t xml:space="preserve"> laravel-echo pusher-js</w:t>
       </w:r>
       <w:r>
-        <w:rPr>
-          <w:rFonts w:ascii="Consolas" w:hAnsi="Consolas" w:eastAsia="Consolas"/>
-          <w:color w:val="9CDCFE"/>
-          <w:sz w:val="16"/>
-        </w:rPr>
-        <w:t>--dry-run</w:t>
-      </w:r>
-      <w:r>
-        <w:rPr>
-          <w:rFonts w:ascii="Consolas" w:hAnsi="Consolas" w:eastAsia="Consolas"/>
-          <w:color w:val="D4D4D4"/>
-          <w:sz w:val="16"/>
-        </w:rPr>
-        <w:t xml:space="preserve"> </w:t>
-      </w:r>
-      <w:r>
-        <w:rPr>
-          <w:rFonts w:ascii="Consolas" w:hAnsi="Consolas" w:eastAsia="Consolas"/>
-          <w:color w:val="D4D4D4"/>
-          <w:sz w:val="16"/>
-        </w:rPr>
-        <w:t>laravel-echo</w:t>
-      </w:r>
-      <w:r>
-        <w:rPr>
-          <w:rFonts w:ascii="Consolas" w:hAnsi="Consolas" w:eastAsia="Consolas"/>
-          <w:color w:val="D4D4D4"/>
-          <w:sz w:val="16"/>
-        </w:rPr>
-        <w:t xml:space="preserve"> </w:t>
-      </w:r>
-      <w:r>
-        <w:rPr>
-          <w:rFonts w:ascii="Consolas" w:hAnsi="Consolas" w:eastAsia="Consolas"/>
-          <w:color w:val="D4D4D4"/>
-          <w:sz w:val="16"/>
-        </w:rPr>
-        <w:t>pusher-js</w:t>
-      </w:r>
-      <w:r>
-        <w:rPr>
-          <w:rFonts w:ascii="Consolas" w:hAnsi="Consolas" w:eastAsia="Consolas"/>
-          <w:color w:val="D4D4D4"/>
-          <w:sz w:val="16"/>
-        </w:rPr>
         <w:br/>
       </w:r>
       <w:r>
         <w:rPr>
-          <w:rFonts w:ascii="Consolas" w:hAnsi="Consolas" w:eastAsia="Consolas"/>
-          <w:color w:val="4EC9B0"/>
+          <w:rFonts w:ascii="Consolas" w:hAnsi="Consolas"/>
+          <w:b/>
+          <w:color w:val="000080"/>
           <w:sz w:val="16"/>
         </w:rPr>
-        <w:t>composer</w:t>
+        <w:t xml:space="preserve">composer</w:t>
       </w:r>
       <w:r>
         <w:rPr>
-          <w:rFonts w:ascii="Consolas" w:hAnsi="Consolas" w:eastAsia="Consolas"/>
-          <w:color w:val="D4D4D4"/>
+          <w:rFonts w:ascii="Consolas" w:hAnsi="Consolas"/>
+          <w:color w:val="262626"/>
           <w:sz w:val="16"/>
         </w:rPr>
-        <w:t xml:space="preserve"> </w:t>
+        <w:t xml:space="preserve"> validate </w:t>
       </w:r>
       <w:r>
         <w:rPr>
-          <w:rFonts w:ascii="Consolas" w:hAnsi="Consolas" w:eastAsia="Consolas"/>
-          <w:color w:val="D4D4D4"/>
+          <w:rFonts w:ascii="Consolas" w:hAnsi="Consolas"/>
+          <w:color w:val="0073E6"/>
           <w:sz w:val="16"/>
         </w:rPr>
-        <w:t>validate</w:t>
+        <w:t xml:space="preserve">--strict</w:t>
       </w:r>
       <w:r>
-        <w:rPr>
-          <w:rFonts w:ascii="Consolas" w:hAnsi="Consolas" w:eastAsia="Consolas"/>
-          <w:color w:val="D4D4D4"/>
-          <w:sz w:val="16"/>
-        </w:rPr>
-        <w:t xml:space="preserve"> </w:t>
-      </w:r>
-      <w:r>
-        <w:rPr>
-          <w:rFonts w:ascii="Consolas" w:hAnsi="Consolas" w:eastAsia="Consolas"/>
-          <w:color w:val="9CDCFE"/>
-          <w:sz w:val="16"/>
-        </w:rPr>
-        <w:t>--strict</w:t>
-      </w:r>
-      <w:r>
-        <w:rPr>
-          <w:rFonts w:ascii="Consolas" w:hAnsi="Consolas" w:eastAsia="Consolas"/>
-          <w:color w:val="D4D4D4"/>
-          <w:sz w:val="16"/>
-        </w:rPr>
         <w:br/>
       </w:r>
       <w:r>
         <w:rPr>
-          <w:rFonts w:ascii="Consolas" w:hAnsi="Consolas" w:eastAsia="Consolas"/>
-          <w:color w:val="4EC9B0"/>
+          <w:rFonts w:ascii="Consolas" w:hAnsi="Consolas"/>
+          <w:b/>
+          <w:color w:val="000080"/>
           <w:sz w:val="16"/>
         </w:rPr>
-        <w:t>composer</w:t>
+        <w:t xml:space="preserve">composer</w:t>
       </w:r>
       <w:r>
         <w:rPr>
-          <w:rFonts w:ascii="Consolas" w:hAnsi="Consolas" w:eastAsia="Consolas"/>
-          <w:color w:val="D4D4D4"/>
+          <w:rFonts w:ascii="Consolas" w:hAnsi="Consolas"/>
+          <w:color w:val="262626"/>
           <w:sz w:val="16"/>
         </w:rPr>
-        <w:t xml:space="preserve"> </w:t>
+        <w:t xml:space="preserve"> audit</w:t>
       </w:r>
       <w:r>
-        <w:rPr>
-          <w:rFonts w:ascii="Consolas" w:hAnsi="Consolas" w:eastAsia="Consolas"/>
-          <w:color w:val="D4D4D4"/>
-          <w:sz w:val="16"/>
-        </w:rPr>
-        <w:t>audit</w:t>
-      </w:r>
-      <w:r>
-        <w:rPr>
-          <w:rFonts w:ascii="Consolas" w:hAnsi="Consolas" w:eastAsia="Consolas"/>
-          <w:color w:val="D4D4D4"/>
-          <w:sz w:val="16"/>
-        </w:rPr>
         <w:br/>
       </w:r>
       <w:r>
         <w:rPr>
-          <w:rFonts w:ascii="Consolas" w:hAnsi="Consolas" w:eastAsia="Consolas"/>
-          <w:color w:val="4EC9B0"/>
+          <w:rFonts w:ascii="Consolas" w:hAnsi="Consolas"/>
+          <w:b/>
+          <w:color w:val="000080"/>
           <w:sz w:val="16"/>
         </w:rPr>
-        <w:t>npm</w:t>
+        <w:t xml:space="preserve">npm</w:t>
       </w:r>
       <w:r>
         <w:rPr>
-          <w:rFonts w:ascii="Consolas" w:hAnsi="Consolas" w:eastAsia="Consolas"/>
-          <w:color w:val="D4D4D4"/>
+          <w:rFonts w:ascii="Consolas" w:hAnsi="Consolas"/>
+          <w:color w:val="262626"/>
           <w:sz w:val="16"/>
         </w:rPr>
-        <w:t xml:space="preserve"> </w:t>
-      </w:r>
-      <w:r>
-        <w:rPr>
-          <w:rFonts w:ascii="Consolas" w:hAnsi="Consolas" w:eastAsia="Consolas"/>
-          <w:color w:val="D4D4D4"/>
-          <w:sz w:val="16"/>
-        </w:rPr>
-        <w:t>audit</w:t>
+        <w:t xml:space="preserve"> audit</w:t>
       </w:r>
     </w:p>
     <w:p>
@@ -7909,8 +7776,10 @@
       <w:r>
         <w:rPr>
           <w:rFonts w:ascii="Aptos" w:hAnsi="Aptos"/>
+          <w:color w:val="1F2937"/>
+          <w:sz w:val="19"/>
         </w:rPr>
-        <w:t>Preset dasar yang digunakan adalah compact_reference_guide dengan named override untuk modul pembelajaran: A4 portrait; margin atas 1,65 cm, bawah 1,55 cm, kiri/kanan 1,75 cm; Aptos 10,2 pt; line spacing 1,16; heading beraksen Laravel red; tabel ringkas; callout Predict/Try/Observe; code block Consolas bertema Visual Studio Code Dark+; checklist; exit ticket; serta screenshot mockup UI.</w:t>
+        <w:t xml:space="preserve">Preset dasar yang digunakan adalah compact_reference_guide dengan named override untuk modul pembelajaran: A4 portrait; margin atas 1,65 cm, bawah 1,55 cm, kiri/kanan 1,75 cm; Aptos 10,2 pt; line spacing 1,16; heading beraksen Laravel red; tabel ringkas; callout Predict/Try/Observe; code block Consolas berlatar Cyan Light dengan pewarnaan token Visual Studio Code; checklist; exit ticket; serta screenshot mockup UI.</w:t>
       </w:r>
     </w:p>
     <w:p>
@@ -8467,7 +8336,7 @@
         <w:pStyle w:val="Heading1"/>
       </w:pPr>
       <w:r>
-        <w:t xml:space="preserve">Lampiran G — Revisi v8: Perubahan Terverifikasi dan Output Terminal (Modul 1)</w:t>
+        <w:t xml:space="preserve">Lampiran G — Catatan Revisi Kumulatif v8</w:t>
       </w:r>
     </w:p>
     <w:p>
@@ -8475,7 +8344,7 @@
         <w:pStyle w:val="ListBody"/>
       </w:pPr>
       <w:r>
-        <w:t xml:space="preserve">Lampiran ini merangkum perubahan yang diterapkan pada revisi kumulatif v8 (basis v7) beserta output terminal nyata yang telah diverifikasi saat implementasi Modul 1 pada 16 Agustus 2026. Output untuk Modul 2–14 ditambahkan bertahap ketika modul terkait benar-benar diimplementasikan dan dijalankan, agar tidak ada output yang dikarang.</w:t>
+        <w:t xml:space="preserve">Lampiran ini merangkum perubahan yang diterapkan pada revisi kumulatif v8 (basis v7) beserta output terminal nyata yang telah diverifikasi saat implementasi Modul 1 pada 16 Agustus 2026. Output nyata (terminal dan tangkapan layar) kini ditempatkan LANGSUNG pada bagian tiap modul (subbagian Output Nyata Terverifikasi), bukan di lampiran. Output modul yang belum diimplementasikan ditambahkan bertahap saat modul dikerjakan, agar tidak ada output yang dikarang.</w:t>
       </w:r>
     </w:p>
     <w:p>
@@ -8484,6 +8353,19 @@
       </w:pPr>
       <w:r>
         <w:t xml:space="preserve">G.1 Change Log v8 (kumulatif dari v7)</w:t>
+      </w:r>
+    </w:p>
+    <w:p>
+      <w:pPr>
+        <w:pStyle w:val="ListBody"/>
+      </w:pPr>
+      <w:r>
+        <w:rPr>
+          <w:rFonts w:ascii="Aptos" w:hAnsi="Aptos"/>
+          <w:color w:val="1F2937"/>
+          <w:sz w:val="19"/>
+        </w:rPr>
+        <w:t xml:space="preserve">DOC-00-001 — Seluruh blok kode (208 blok, 133 label) memakai latar terang tema Cyan Light (JetBrains) dengan pewarnaan token standar Visual Studio Code untuk PHP, HTML/Blade, cmd, dan bash; teks kode tidak berubah; penjelasan palet di “Cara Membaca Sampel Kode” dan Lampiran diperbarui.</w:t>
       </w:r>
     </w:p>
     <w:p>
@@ -8720,10 +8602,83 @@
     </w:p>
     <w:p>
       <w:pPr>
-        <w:pStyle w:val="Heading2"/>
+        <w:pStyle w:val="ListBody"/>
       </w:pPr>
       <w:r>
-        <w:t xml:space="preserve">G.2 Output Terminal Terverifikasi — Modul 1</w:t>
+        <w:rPr>
+          <w:rFonts w:ascii="Aptos" w:hAnsi="Aptos"/>
+          <w:color w:val="1F2937"/>
+          <w:sz w:val="19"/>
+        </w:rPr>
+        <w:t xml:space="preserve">DOC-05-004 — Controller, Form Request, view, dan route administrasi tenant/komisi/rekening/role ditempatkan di modul Admin (</w:t>
+      </w:r>
+      <w:r>
+        <w:rPr>
+          <w:rFonts w:ascii="Consolas" w:hAnsi="Consolas"/>
+          <w:color w:val="C11B12"/>
+          <w:sz w:val="17"/>
+          <w:shd w:fill="ECEFF3"/>
+        </w:rPr>
+        <w:t xml:space="preserve">app/Modules/Admin/Http/*</w:t>
+      </w:r>
+      <w:r>
+        <w:rPr>
+          <w:rFonts w:ascii="Aptos" w:hAnsi="Aptos"/>
+          <w:color w:val="1F2937"/>
+          <w:sz w:val="19"/>
+        </w:rPr>
+        <w:t xml:space="preserve">, </w:t>
+      </w:r>
+      <w:r>
+        <w:rPr>
+          <w:rFonts w:ascii="Consolas" w:hAnsi="Consolas"/>
+          <w:color w:val="C11B12"/>
+          <w:sz w:val="17"/>
+          <w:shd w:fill="ECEFF3"/>
+        </w:rPr>
+        <w:t xml:space="preserve">resources/views</w:t>
+      </w:r>
+      <w:r>
+        <w:rPr>
+          <w:rFonts w:ascii="Aptos" w:hAnsi="Aptos"/>
+          <w:color w:val="1F2937"/>
+          <w:sz w:val="19"/>
+        </w:rPr>
+        <w:t xml:space="preserve">, </w:t>
+      </w:r>
+      <w:r>
+        <w:rPr>
+          <w:rFonts w:ascii="Consolas" w:hAnsi="Consolas"/>
+          <w:color w:val="C11B12"/>
+          <w:sz w:val="17"/>
+          <w:shd w:fill="ECEFF3"/>
+        </w:rPr>
+        <w:t xml:space="preserve">routes/admin.php</w:t>
+      </w:r>
+      <w:r>
+        <w:rPr>
+          <w:rFonts w:ascii="Aptos" w:hAnsi="Aptos"/>
+          <w:color w:val="1F2937"/>
+          <w:sz w:val="19"/>
+        </w:rPr>
+        <w:t xml:space="preserve"> via </w:t>
+      </w:r>
+      <w:r>
+        <w:rPr>
+          <w:rFonts w:ascii="Consolas" w:hAnsi="Consolas"/>
+          <w:color w:val="C11B12"/>
+          <w:sz w:val="17"/>
+          <w:shd w:fill="ECEFF3"/>
+        </w:rPr>
+        <w:t xml:space="preserve">PortalRoutes::admin()</w:t>
+      </w:r>
+      <w:r>
+        <w:rPr>
+          <w:rFonts w:ascii="Aptos" w:hAnsi="Aptos"/>
+          <w:color w:val="1F2937"/>
+          <w:sz w:val="19"/>
+        </w:rPr>
+        <w:t xml:space="preserve">); path Landasan Teknis, Contoh Mandiri, dan Cuplikan Kode diselaraskan.</w:t>
       </w:r>
     </w:p>
     <w:p>
@@ -8731,167 +8686,162 @@
         <w:pStyle w:val="ListBody"/>
       </w:pPr>
       <w:r>
-        <w:t xml:space="preserve">Transkrip berikut adalah hasil eksekusi nyata pada lingkungan pengembangan (PHP 8.3.20, MariaDB 11.4.5, Redis 7.2.6). Perintah diawali tanda dolar.</w:t>
+        <w:rPr>
+          <w:rFonts w:ascii="Aptos" w:hAnsi="Aptos"/>
+          <w:color w:val="1F2937"/>
+          <w:sz w:val="19"/>
+        </w:rPr>
+        <w:t xml:space="preserve">DOC-05-005 — Blok BUAT FILE per tahap Modul 5: make:request/make:controller dengan nama kelas lengkap ke modul Admin, make:class service, make:policy --model, make:model, make:migration guard DB, make:test; view &amp; route modul dibuat manual (make:view admin::… justru membuat folder resources/views/admin::…).</w:t>
       </w:r>
     </w:p>
     <w:p>
       <w:pPr>
-        <w:pStyle w:val="CodeHeader"/>
+        <w:pStyle w:val="ListBody"/>
       </w:pPr>
       <w:r>
-        <w:t xml:space="preserve">Tahap 2-3 · Audit toolchain &amp; versi framework</w:t>
+        <w:rPr>
+          <w:rFonts w:ascii="Aptos" w:hAnsi="Aptos"/>
+          <w:color w:val="1F2937"/>
+          <w:sz w:val="19"/>
+        </w:rPr>
+        <w:t xml:space="preserve">DOC-05-006 — Batas pergantian komisi memakai interval setengah-terbuka [valid_from, valid_to): versi lama ditutup TEPAT pada waktu efektif (bukan </w:t>
+      </w:r>
+      <w:r>
+        <w:rPr>
+          <w:rFonts w:ascii="Consolas" w:hAnsi="Consolas"/>
+          <w:color w:val="C11B12"/>
+          <w:sz w:val="17"/>
+          <w:shd w:fill="ECEFF3"/>
+        </w:rPr>
+        <w:t xml:space="preserve">subSecond()</w:t>
+      </w:r>
+      <w:r>
+        <w:rPr>
+          <w:rFonts w:ascii="Aptos" w:hAnsi="Aptos"/>
+          <w:color w:val="1F2937"/>
+          <w:sz w:val="19"/>
+        </w:rPr>
+        <w:t xml:space="preserve"> yang meninggalkan celah ±1 detik tanpa skema pada timestamp mikrodetik); scope </w:t>
+      </w:r>
+      <w:r>
+        <w:rPr>
+          <w:rFonts w:ascii="Consolas" w:hAnsi="Consolas"/>
+          <w:color w:val="C11B12"/>
+          <w:sz w:val="17"/>
+          <w:shd w:fill="ECEFF3"/>
+        </w:rPr>
+        <w:t xml:space="preserve">CommissionScheme::effectiveAt()</w:t>
+      </w:r>
+      <w:r>
+        <w:rPr>
+          <w:rFonts w:ascii="Aptos" w:hAnsi="Aptos"/>
+          <w:color w:val="1F2937"/>
+          <w:sz w:val="19"/>
+        </w:rPr>
+        <w:t xml:space="preserve"> menjadi satu-satunya definisi skema berlaku; diuji CommissionScheduleBoundaryTest.</w:t>
       </w:r>
     </w:p>
     <w:p>
       <w:pPr>
-        <w:pStyle w:val="CodeBlock"/>
-        <w:shd w:fill="1E1E1E"/>
-        <w:pBdr>
-          <w:left w:val="single" w:sz="4" w:space="8" w:color="1E1E1E"/>
-        </w:pBdr>
+        <w:pStyle w:val="ListBody"/>
       </w:pPr>
       <w:r>
         <w:rPr>
-          <w:rFonts w:ascii="Consolas" w:hAnsi="Consolas"/>
-          <w:color w:val="D4D4D4"/>
-          <w:sz w:val="16"/>
+          <w:rFonts w:ascii="Aptos" w:hAnsi="Aptos"/>
+          <w:color w:val="1F2937"/>
+          <w:sz w:val="19"/>
         </w:rPr>
-        <w:t xml:space="preserve">$ php --version</w:t>
-        <w:br/>
-        <w:t xml:space="preserve">PHP 8.3.20 (cli) (built: Apr 18 2025)   # memenuhi Laravel 13 (&gt;= 8.3)</w:t>
-        <w:br/>
-        <w:t xml:space="preserve"/>
-        <w:br/>
-        <w:t xml:space="preserve">$ php artisan --version</w:t>
-        <w:br/>
-        <w:t xml:space="preserve">Laravel Framework 13.25.0</w:t>
+        <w:t xml:space="preserve">DOC-05-007 — Rantai v3 (use case SRS v2): Modul 5 menuntaskan UC-19 (penguncian 5x/10 menit, pesan generik, redirect per peran, sesi 8 jam) dan UC-21 (onboarding penanggung jawab + rekening + tautan atur kata sandi, aktif/nonaktif tenant, riwayat komisi beserta pengelola); ditambahkan deskripsi use case, mockup, Tahap 8, dan output nyata browser.</w:t>
       </w:r>
     </w:p>
     <w:p>
       <w:pPr>
-        <w:pStyle w:val="CodeHeader"/>
+        <w:pStyle w:val="ListBody"/>
       </w:pPr>
       <w:r>
-        <w:t xml:space="preserve">Tahap 4 · Koneksi MariaDB &amp; Redis</w:t>
+        <w:rPr>
+          <w:rFonts w:ascii="Aptos" w:hAnsi="Aptos"/>
+          <w:color w:val="1F2937"/>
+          <w:sz w:val="19"/>
+        </w:rPr>
+        <w:t xml:space="preserve">DOC-06-004 — Controller/view/route meja di modul Admin; controller + route publik scan QR di modul Ordering (</w:t>
+      </w:r>
+      <w:r>
+        <w:rPr>
+          <w:rFonts w:ascii="Consolas" w:hAnsi="Consolas"/>
+          <w:color w:val="C11B12"/>
+          <w:sz w:val="17"/>
+          <w:shd w:fill="ECEFF3"/>
+        </w:rPr>
+        <w:t xml:space="preserve">PortalRoutes::web()</w:t>
+      </w:r>
+      <w:r>
+        <w:rPr>
+          <w:rFonts w:ascii="Aptos" w:hAnsi="Aptos"/>
+          <w:color w:val="1F2937"/>
+          <w:sz w:val="19"/>
+        </w:rPr>
+        <w:t xml:space="preserve">), limiter </w:t>
+      </w:r>
+      <w:r>
+        <w:rPr>
+          <w:rFonts w:ascii="Consolas" w:hAnsi="Consolas"/>
+          <w:color w:val="C11B12"/>
+          <w:sz w:val="17"/>
+          <w:shd w:fill="ECEFF3"/>
+        </w:rPr>
+        <w:t xml:space="preserve">qr-scan</w:t>
+      </w:r>
+      <w:r>
+        <w:rPr>
+          <w:rFonts w:ascii="Aptos" w:hAnsi="Aptos"/>
+          <w:color w:val="1F2937"/>
+          <w:sz w:val="19"/>
+        </w:rPr>
+        <w:t xml:space="preserve"> didaftarkan </w:t>
+      </w:r>
+      <w:r>
+        <w:rPr>
+          <w:rFonts w:ascii="Consolas" w:hAnsi="Consolas"/>
+          <w:color w:val="C11B12"/>
+          <w:sz w:val="17"/>
+          <w:shd w:fill="ECEFF3"/>
+        </w:rPr>
+        <w:t xml:space="preserve">OrderingServiceProvider</w:t>
+      </w:r>
+      <w:r>
+        <w:rPr>
+          <w:rFonts w:ascii="Aptos" w:hAnsi="Aptos"/>
+          <w:color w:val="1F2937"/>
+          <w:sz w:val="19"/>
+        </w:rPr>
+        <w:t xml:space="preserve">; path Landasan Teknis dan Cuplikan Modul 6 diselaraskan.</w:t>
       </w:r>
     </w:p>
     <w:p>
       <w:pPr>
-        <w:pStyle w:val="CodeBlock"/>
-        <w:shd w:fill="1E1E1E"/>
-        <w:pBdr>
-          <w:left w:val="single" w:sz="4" w:space="8" w:color="1E1E1E"/>
-        </w:pBdr>
+        <w:pStyle w:val="ListBody"/>
       </w:pPr>
       <w:r>
         <w:rPr>
-          <w:rFonts w:ascii="Consolas" w:hAnsi="Consolas"/>
-          <w:color w:val="D4D4D4"/>
-          <w:sz w:val="16"/>
+          <w:rFonts w:ascii="Aptos" w:hAnsi="Aptos"/>
+          <w:color w:val="1F2937"/>
+          <w:sz w:val="19"/>
         </w:rPr>
-        <w:t xml:space="preserve">$ php artisan db:show</w:t>
-        <w:br/>
-        <w:t xml:space="preserve">  MariaDB ...... 11.4.5</w:t>
-        <w:br/>
-        <w:t xml:space="preserve">  Connection ... mysql</w:t>
-        <w:br/>
-        <w:t xml:space="preserve">  Database ..... kantin</w:t>
-        <w:br/>
-        <w:t xml:space="preserve">  Host ......... 127.0.0.1     Port ... 3306</w:t>
-        <w:br/>
-        <w:t xml:space="preserve"/>
-        <w:br/>
-        <w:t xml:space="preserve">$ redis-cli -p 6379 ping</w:t>
-        <w:br/>
-        <w:t xml:space="preserve">PONG</w:t>
+        <w:t xml:space="preserve">DOC-06-005 — Blok BUAT FILE per tahap Modul 6: make:model, make:policy --model, make:controller FQN (termasuk --invokable untuk /q/{token}), make:trait FQN, make:class (OpaqueToken, service Admin/Ordering), make:test --unit; view &amp; route modul manual.</w:t>
       </w:r>
     </w:p>
     <w:p>
       <w:pPr>
-        <w:pStyle w:val="CodeHeader"/>
-      </w:pPr>
-      <w:r>
-        <w:t xml:space="preserve">Tahap 5 · Reverb (perbaikan DOC-01-006)</w:t>
-      </w:r>
-    </w:p>
-    <w:p>
-      <w:pPr>
-        <w:pStyle w:val="CodeBlock"/>
-        <w:shd w:fill="1E1E1E"/>
-        <w:pBdr>
-          <w:left w:val="single" w:sz="4" w:space="8" w:color="1E1E1E"/>
-        </w:pBdr>
+        <w:pStyle w:val="ListBody"/>
       </w:pPr>
       <w:r>
         <w:rPr>
-          <w:rFonts w:ascii="Consolas" w:hAnsi="Consolas"/>
-          <w:color w:val="D4D4D4"/>
-          <w:sz w:val="16"/>
+          <w:rFonts w:ascii="Aptos" w:hAnsi="Aptos"/>
+          <w:color w:val="1F2937"/>
+          <w:sz w:val="19"/>
         </w:rPr>
-        <w:t xml:space="preserve">$ php artisan install:broadcasting --reverb --no-interaction</w:t>
-        <w:br/>
-        <w:t xml:space="preserve">INFO  Reverb installed successfully.</w:t>
-        <w:br/>
-        <w:t xml:space="preserve"/>
-        <w:br/>
-        <w:t xml:space="preserve">$ npm install laravel-echo pusher-js</w:t>
-        <w:br/>
-        <w:t xml:space="preserve">added 3 packages</w:t>
-        <w:br/>
-        <w:t xml:space="preserve"/>
-        <w:br/>
-        <w:t xml:space="preserve"># isi REVERB_APP_ID/KEY/SECRET pada .env, lalu:</w:t>
-        <w:br/>
-        <w:t xml:space="preserve">$ php artisan package:discover</w:t>
-        <w:br/>
-        <w:t xml:space="preserve">  livewire/livewire .... DONE   # tanpa error broadcaster reverb</w:t>
-      </w:r>
-    </w:p>
-    <w:p>
-      <w:pPr>
-        <w:pStyle w:val="CodeHeader"/>
-      </w:pPr>
-      <w:r>
-        <w:t xml:space="preserve">Tahap 6 · Migrasi, test, dan quality gate</w:t>
-      </w:r>
-    </w:p>
-    <w:p>
-      <w:pPr>
-        <w:pStyle w:val="CodeBlock"/>
-        <w:shd w:fill="1E1E1E"/>
-        <w:pBdr>
-          <w:left w:val="single" w:sz="4" w:space="8" w:color="1E1E1E"/>
-        </w:pBdr>
-      </w:pPr>
-      <w:r>
-        <w:rPr>
-          <w:rFonts w:ascii="Consolas" w:hAnsi="Consolas"/>
-          <w:color w:val="D4D4D4"/>
-          <w:sz w:val="16"/>
-        </w:rPr>
-        <w:t xml:space="preserve">$ php artisan migrate:fresh --seed --env=testing   # target kantin_test</w:t>
-        <w:br/>
-        <w:t xml:space="preserve">  0001_01_01_000000_create_users_table ....... DONE</w:t>
-        <w:br/>
-        <w:t xml:space="preserve">  (+4 migrasi) ................................ DONE</w:t>
-        <w:br/>
-        <w:t xml:space="preserve">  INFO  Seeding database.</w:t>
-        <w:br/>
-        <w:t xml:space="preserve"/>
-        <w:br/>
-        <w:t xml:space="preserve">$ php artisan test</w:t>
-        <w:br/>
-        <w:t xml:space="preserve">  Tests:  33 passed (81 assertions)</w:t>
-        <w:br/>
-        <w:t xml:space="preserve"/>
-        <w:br/>
-        <w:t xml:space="preserve">$ ./vendor/bin/pint --test         -&gt; PASS</w:t>
-        <w:br/>
-        <w:t xml:space="preserve">$ npm run build                    -&gt; built in ~0.5s</w:t>
-        <w:br/>
-        <w:t xml:space="preserve">$ composer validate --strict       -&gt; ./composer.json is valid</w:t>
-        <w:br/>
-        <w:t xml:space="preserve">$ composer audit ; npm audit       -&gt; 0 vulnerabilities</w:t>
+        <w:t xml:space="preserve">DOC-06-006 — Rantai v3 (use case SRS v2): Modul 6 menuntaskan UC-22 (QR siap cetak SVG via bacon/bacon-qr-code, nonaktif/aktif meja, ringkasan meja) dan UC-02 (halaman sambutan meja + tenant buka/tutup, pesan QR tidak valid, penolakan di luar jam operasional); ditambahkan deskripsi use case, mockup, Tahap 8, dan output nyata browser.</w:t>
       </w:r>
     </w:p>
     <w:sectPr>
@@ -21154,7 +21104,7 @@
     </w:pPr>
     <w:rPr>
       <w:rFonts w:ascii="Consolas" w:hAnsi="Consolas"/>
-      <w:color w:val="D4D4D4"/>
+      <w:color w:val="262626"/>
       <w:sz w:val="16"/>
     </w:rPr>
   </w:style>
@@ -21266,7 +21216,7 @@
     <w:rPr>
       <w:rFonts w:ascii="Consolas" w:hAnsi="Consolas"/>
       <w:b/>
-      <w:color w:val="FFFFFF"/>
+      <w:color w:val="262626"/>
       <w:sz w:val="16"/>
     </w:rPr>
   </w:style>
